--- a/Word/Дубровский_Приложение А.docx
+++ b/Word/Дубровский_Приложение А.docx
@@ -917,8 +917,6 @@
           <w:lang w:val="en-US"/>
         </w:rPr>
       </w:pPr>
-      <w:bookmarkStart w:id="0" w:name="_GoBack"/>
-      <w:bookmarkEnd w:id="0"/>
     </w:p>
     <w:p>
       <w:pPr>
@@ -2685,6 +2683,8 @@
         </mc:Fallback>
       </mc:AlternateContent>
     </w:r>
+    <w:bookmarkStart w:id="0" w:name="_GoBack"/>
+    <w:bookmarkEnd w:id="0"/>
     <w:r>
       <mc:AlternateContent>
         <mc:Choice Requires="wps">
@@ -2771,7 +2771,23 @@
                               <w:sz w:val="28"/>
                               <w:szCs w:val="28"/>
                             </w:rPr>
-                            <w:t>.25.0</w:t>
+                            <w:t>.2</w:t>
+                          </w:r>
+                          <w:r>
+                            <w:rPr>
+                              <w:rFonts w:hint="default"/>
+                              <w:sz w:val="28"/>
+                              <w:szCs w:val="28"/>
+                              <w:lang w:val="ru-RU"/>
+                            </w:rPr>
+                            <w:t>6</w:t>
+                          </w:r>
+                          <w:r>
+                            <w:rPr>
+                              <w:sz w:val="28"/>
+                              <w:szCs w:val="28"/>
+                            </w:rPr>
+                            <w:t>.0</w:t>
                           </w:r>
                           <w:r>
                             <w:rPr>
@@ -2862,7 +2878,23 @@
                         <w:sz w:val="28"/>
                         <w:szCs w:val="28"/>
                       </w:rPr>
-                      <w:t>.25.0</w:t>
+                      <w:t>.2</w:t>
+                    </w:r>
+                    <w:r>
+                      <w:rPr>
+                        <w:rFonts w:hint="default"/>
+                        <w:sz w:val="28"/>
+                        <w:szCs w:val="28"/>
+                        <w:lang w:val="ru-RU"/>
+                      </w:rPr>
+                      <w:t>6</w:t>
+                    </w:r>
+                    <w:r>
+                      <w:rPr>
+                        <w:sz w:val="28"/>
+                        <w:szCs w:val="28"/>
+                      </w:rPr>
+                      <w:t>.0</w:t>
                     </w:r>
                     <w:r>
                       <w:rPr>
@@ -4227,9 +4259,10 @@
                         <w:p>
                           <w:pPr>
                             <w:rPr>
-                              <w:rFonts w:ascii="Times New Roman" w:hAnsi="Times New Roman"/>
+                              <w:rFonts w:hint="default" w:ascii="Times New Roman" w:hAnsi="Times New Roman"/>
                               <w:sz w:val="16"/>
                               <w:szCs w:val="18"/>
+                              <w:lang w:val="ru-RU"/>
                             </w:rPr>
                           </w:pPr>
                           <w:r>
@@ -4237,8 +4270,18 @@
                               <w:rFonts w:ascii="Times New Roman" w:hAnsi="Times New Roman"/>
                               <w:sz w:val="15"/>
                               <w:szCs w:val="15"/>
-                            </w:rPr>
-                            <w:t>Толочко П.С.</w:t>
+                              <w:lang w:val="ru-RU"/>
+                            </w:rPr>
+                            <w:t>Новик</w:t>
+                          </w:r>
+                          <w:r>
+                            <w:rPr>
+                              <w:rFonts w:hint="default" w:ascii="Times New Roman" w:hAnsi="Times New Roman"/>
+                              <w:sz w:val="15"/>
+                              <w:szCs w:val="15"/>
+                              <w:lang w:val="ru-RU"/>
+                            </w:rPr>
+                            <w:t xml:space="preserve"> А.И.</w:t>
                           </w:r>
                         </w:p>
                       </w:txbxContent>
@@ -4264,9 +4307,10 @@
                   <w:p>
                     <w:pPr>
                       <w:rPr>
-                        <w:rFonts w:ascii="Times New Roman" w:hAnsi="Times New Roman"/>
+                        <w:rFonts w:hint="default" w:ascii="Times New Roman" w:hAnsi="Times New Roman"/>
                         <w:sz w:val="16"/>
                         <w:szCs w:val="18"/>
+                        <w:lang w:val="ru-RU"/>
                       </w:rPr>
                     </w:pPr>
                     <w:r>
@@ -4274,8 +4318,18 @@
                         <w:rFonts w:ascii="Times New Roman" w:hAnsi="Times New Roman"/>
                         <w:sz w:val="15"/>
                         <w:szCs w:val="15"/>
-                      </w:rPr>
-                      <w:t>Толочко П.С.</w:t>
+                        <w:lang w:val="ru-RU"/>
+                      </w:rPr>
+                      <w:t>Новик</w:t>
+                    </w:r>
+                    <w:r>
+                      <w:rPr>
+                        <w:rFonts w:hint="default" w:ascii="Times New Roman" w:hAnsi="Times New Roman"/>
+                        <w:sz w:val="15"/>
+                        <w:szCs w:val="15"/>
+                        <w:lang w:val="ru-RU"/>
+                      </w:rPr>
+                      <w:t xml:space="preserve"> А.И.</w:t>
                     </w:r>
                   </w:p>
                 </w:txbxContent>
@@ -5613,7 +5667,23 @@
                               <w:sz w:val="28"/>
                               <w:szCs w:val="28"/>
                             </w:rPr>
-                            <w:t>.25.0</w:t>
+                            <w:t>.2</w:t>
+                          </w:r>
+                          <w:r>
+                            <w:rPr>
+                              <w:rFonts w:hint="default"/>
+                              <w:sz w:val="28"/>
+                              <w:szCs w:val="28"/>
+                              <w:lang w:val="ru-RU"/>
+                            </w:rPr>
+                            <w:t>6</w:t>
+                          </w:r>
+                          <w:r>
+                            <w:rPr>
+                              <w:sz w:val="28"/>
+                              <w:szCs w:val="28"/>
+                            </w:rPr>
+                            <w:t>.0</w:t>
                           </w:r>
                           <w:r>
                             <w:rPr>
@@ -5704,7 +5774,23 @@
                         <w:sz w:val="28"/>
                         <w:szCs w:val="28"/>
                       </w:rPr>
-                      <w:t>.25.0</w:t>
+                      <w:t>.2</w:t>
+                    </w:r>
+                    <w:r>
+                      <w:rPr>
+                        <w:rFonts w:hint="default"/>
+                        <w:sz w:val="28"/>
+                        <w:szCs w:val="28"/>
+                        <w:lang w:val="ru-RU"/>
+                      </w:rPr>
+                      <w:t>6</w:t>
+                    </w:r>
+                    <w:r>
+                      <w:rPr>
+                        <w:sz w:val="28"/>
+                        <w:szCs w:val="28"/>
+                      </w:rPr>
+                      <w:t>.0</w:t>
                     </w:r>
                     <w:r>
                       <w:rPr>
